--- a/深碗作業/41443115_1001深碗.docx
+++ b/深碗作業/41443115_1001深碗.docx
@@ -3,11 +3,33 @@
 <w:document xmlns:wpc="http://schemas.microsoft.com/office/word/2010/wordprocessingCanvas" xmlns:cx="http://schemas.microsoft.com/office/drawing/2014/chartex" xmlns:cx1="http://schemas.microsoft.com/office/drawing/2015/9/8/chartex" xmlns:cx2="http://schemas.microsoft.com/office/drawing/2015/10/21/chartex" xmlns:cx3="http://schemas.microsoft.com/office/drawing/2016/5/9/chartex" xmlns:cx4="http://schemas.microsoft.com/office/drawing/2016/5/10/chartex" xmlns:cx5="http://schemas.microsoft.com/office/drawing/2016/5/11/chartex" xmlns:cx6="http://schemas.microsoft.com/office/drawing/2016/5/12/chartex" xmlns:cx7="http://schemas.microsoft.com/office/drawing/2016/5/13/chartex" xmlns:cx8="http://schemas.microsoft.com/office/drawing/2016/5/14/chartex" xmlns:mc="http://schemas.openxmlformats.org/markup-compatibility/2006" xmlns:aink="http://schemas.microsoft.com/office/drawing/2016/ink" xmlns:am3d="http://schemas.microsoft.com/office/drawing/2017/model3d" xmlns:o="urn:schemas-microsoft-com:office:office" xmlns:r="http://schemas.openxmlformats.org/officeDocument/2006/relationships" xmlns:m="http://schemas.openxmlformats.org/officeDocument/2006/math" xmlns:v="urn:schemas-microsoft-com:vml" xmlns:wp14="http://schemas.microsoft.com/office/word/2010/wordprocessingDrawing" xmlns:wp="http://schemas.openxmlformats.org/drawingml/2006/wordprocessingDrawing" xmlns:w10="urn:schemas-microsoft-com:office:word" xmlns:w="http://schemas.openxmlformats.org/wordprocessingml/2006/main" xmlns:w14="http://schemas.microsoft.com/office/word/2010/wordml" xmlns:w15="http://schemas.microsoft.com/office/word/2012/wordml" xmlns:w16cid="http://schemas.microsoft.com/office/word/2016/wordml/cid" xmlns:w16se="http://schemas.microsoft.com/office/word/2015/wordml/symex" xmlns:wpg="http://schemas.microsoft.com/office/word/2010/wordprocessingGroup" xmlns:wpi="http://schemas.microsoft.com/office/word/2010/wordprocessingInk" xmlns:wne="http://schemas.microsoft.com/office/word/2006/wordml" xmlns:wps="http://schemas.microsoft.com/office/word/2010/wordprocessingShape" mc:Ignorable="w14 w15 w16se w16cid wp14">
   <w:body>
     <w:p>
+      <w:pPr>
+        <w:jc w:val="center"/>
+      </w:pPr>
+      <w:r>
+        <w:t>41443115 10/08</w:t>
+      </w:r>
+      <w:r>
+        <w:rPr>
+          <w:rFonts w:hint="eastAsia"/>
+        </w:rPr>
+        <w:t>深碗</w:t>
+      </w:r>
+    </w:p>
+    <w:p>
+      <w:pPr>
+        <w:jc w:val="center"/>
+      </w:pPr>
+    </w:p>
+    <w:p>
+      <w:pPr>
+        <w:jc w:val="center"/>
+      </w:pPr>
       <w:r>
         <w:drawing>
-          <wp:inline distT="0" distB="0" distL="0" distR="0" wp14:anchorId="6278B252" wp14:editId="0A662FF9">
-            <wp:extent cx="5274310" cy="2966720"/>
-            <wp:effectExtent l="0" t="0" r="2540" b="5080"/>
+          <wp:inline distT="0" distB="0" distL="0" distR="0" wp14:anchorId="2BA86569" wp14:editId="5D1662E8">
+            <wp:extent cx="5274310" cy="2602230"/>
+            <wp:effectExtent l="0" t="0" r="2540" b="7620"/>
             <wp:docPr id="1" name="圖片 1"/>
             <wp:cNvGraphicFramePr>
               <a:graphicFrameLocks xmlns:a="http://schemas.openxmlformats.org/drawingml/2006/main" noChangeAspect="1"/>
@@ -28,7 +50,7 @@
                   <pic:spPr>
                     <a:xfrm>
                       <a:off x="0" y="0"/>
-                      <a:ext cx="5274310" cy="2966720"/>
+                      <a:ext cx="5274310" cy="2602230"/>
                     </a:xfrm>
                     <a:prstGeom prst="rect">
                       <a:avLst/>
@@ -41,18 +63,28 @@
         </w:drawing>
       </w:r>
     </w:p>
-    <w:p/>
     <w:p>
       <w:pPr>
+        <w:jc w:val="center"/>
+      </w:pPr>
+    </w:p>
+    <w:p>
+      <w:pPr>
+        <w:jc w:val="center"/>
+      </w:pPr>
+    </w:p>
+    <w:p>
+      <w:pPr>
+        <w:jc w:val="center"/>
         <w:rPr>
           <w:rFonts w:hint="eastAsia"/>
         </w:rPr>
       </w:pPr>
       <w:r>
         <w:drawing>
-          <wp:inline distT="0" distB="0" distL="0" distR="0" wp14:anchorId="495795EC" wp14:editId="29FE499B">
-            <wp:extent cx="5274310" cy="2971165"/>
-            <wp:effectExtent l="0" t="0" r="2540" b="635"/>
+          <wp:inline distT="0" distB="0" distL="0" distR="0" wp14:anchorId="787E89B1" wp14:editId="2B2512B3">
+            <wp:extent cx="5274310" cy="2598420"/>
+            <wp:effectExtent l="0" t="0" r="2540" b="0"/>
             <wp:docPr id="2" name="圖片 2"/>
             <wp:cNvGraphicFramePr>
               <a:graphicFrameLocks xmlns:a="http://schemas.openxmlformats.org/drawingml/2006/main" noChangeAspect="1"/>
@@ -73,7 +105,7 @@
                   <pic:spPr>
                     <a:xfrm>
                       <a:off x="0" y="0"/>
-                      <a:ext cx="5274310" cy="2971165"/>
+                      <a:ext cx="5274310" cy="2598420"/>
                     </a:xfrm>
                     <a:prstGeom prst="rect">
                       <a:avLst/>
